--- a/06_可直接打开的Word版/03_错题整理__选择题错题__Day07_2026-06-05_相关与简单线性回归错题.docx
+++ b/06_可直接打开的Word版/03_错题整理__选择题错题__Day07_2026-06-05_相关与简单线性回归错题.docx
@@ -3,11 +3,11 @@
 <w:document xmlns:wpc="http://schemas.microsoft.com/office/word/2010/wordprocessingCanvas" xmlns:mo="http://schemas.microsoft.com/office/mac/office/2008/main" xmlns:mc="http://schemas.openxmlformats.org/markup-compatibility/2006" xmlns:mv="urn:schemas-microsoft-com:mac:vml" xmlns:o="urn:schemas-microsoft-com:office:office" xmlns:r="http://schemas.openxmlformats.org/officeDocument/2006/relationships" xmlns:m="http://schemas.openxmlformats.org/officeDocument/2006/math" xmlns:v="urn:schemas-microsoft-com:vml" xmlns:wp14="http://schemas.microsoft.com/office/word/2010/wordprocessingDrawing" xmlns:wp="http://schemas.openxmlformats.org/drawingml/2006/wordprocessingDrawing" xmlns:w10="urn:schemas-microsoft-com:office:word" xmlns:w="http://schemas.openxmlformats.org/wordprocessingml/2006/main" xmlns:w14="http://schemas.microsoft.com/office/word/2010/wordml" xmlns:wpg="http://schemas.microsoft.com/office/word/2010/wordprocessingGroup" xmlns:wpi="http://schemas.microsoft.com/office/word/2010/wordprocessingInk" xmlns:wne="http://schemas.microsoft.com/office/word/2006/wordml" xmlns:wps="http://schemas.microsoft.com/office/word/2010/wordprocessingShape" mc:Ignorable="w14 wp14">
   <w:body>
     <w:p>
-      <w:pPr>
-        <w:pStyle w:val="Heading1"/>
-      </w:pPr>
       <w:r>
-        <w:t>Day07_2026-06-05_相关与简单线性回归错题</w:t>
+        <w:rPr>
+          <w:rFonts w:ascii="Microsoft YaHei" w:hAnsi="Microsoft YaHei" w:eastAsia="Microsoft YaHei"/>
+        </w:rPr>
+        <w:t>﻿# Day07_2026-06-05_相关与简单线性回归错题</w:t>
       </w:r>
     </w:p>
     <w:p/>
@@ -15,7 +15,6 @@
       <w:r>
         <w:rPr>
           <w:rFonts w:ascii="Microsoft YaHei" w:hAnsi="Microsoft YaHei" w:eastAsia="Microsoft YaHei"/>
-          <w:sz w:val="22"/>
         </w:rPr>
         <w:t>日期：2026年6月5日</w:t>
       </w:r>
@@ -24,7 +23,6 @@
       <w:r>
         <w:rPr>
           <w:rFonts w:ascii="Microsoft YaHei" w:hAnsi="Microsoft YaHei" w:eastAsia="Microsoft YaHei"/>
-          <w:sz w:val="22"/>
         </w:rPr>
         <w:t>实际整理时间：2026年6月6日</w:t>
       </w:r>
@@ -33,7 +31,6 @@
       <w:r>
         <w:rPr>
           <w:rFonts w:ascii="Microsoft YaHei" w:hAnsi="Microsoft YaHei" w:eastAsia="Microsoft YaHei"/>
-          <w:sz w:val="22"/>
         </w:rPr>
         <w:t>章节：双变量相关与简单线性回归</w:t>
       </w:r>
@@ -42,7 +39,6 @@
       <w:r>
         <w:rPr>
           <w:rFonts w:ascii="Microsoft YaHei" w:hAnsi="Microsoft YaHei" w:eastAsia="Microsoft YaHei"/>
-          <w:sz w:val="22"/>
         </w:rPr>
         <w:t>本章做题结果：4/8</w:t>
       </w:r>
@@ -51,7 +47,6 @@
       <w:r>
         <w:rPr>
           <w:rFonts w:ascii="Microsoft YaHei" w:hAnsi="Microsoft YaHei" w:eastAsia="Microsoft YaHei"/>
-          <w:sz w:val="22"/>
         </w:rPr>
         <w:t>原始答案串：CCAEE,EAC</w:t>
       </w:r>
@@ -60,7 +55,6 @@
       <w:r>
         <w:rPr>
           <w:rFonts w:ascii="Microsoft YaHei" w:hAnsi="Microsoft YaHei" w:eastAsia="Microsoft YaHei"/>
-          <w:sz w:val="22"/>
         </w:rPr>
         <w:t>正确答案串：BCAEE,ACB</w:t>
       </w:r>
@@ -79,54 +73,40 @@
       <w:r>
         <w:rPr>
           <w:rFonts w:ascii="Microsoft YaHei" w:hAnsi="Microsoft YaHei" w:eastAsia="Microsoft YaHei"/>
-          <w:sz w:val="22"/>
         </w:rPr>
-        <w:t>| 日期 | Day | 章节 | 题号 | 你的答案 | 正确答案 | 核心知识点 | 复刷完成 |</w:t>
+        <w:t>日期 | Day | 章节 | 题号 | 你的答案 | 正确答案 | 核心知识点 | 复刷完成</w:t>
       </w:r>
     </w:p>
     <w:p>
       <w:r>
         <w:rPr>
           <w:rFonts w:ascii="Microsoft YaHei" w:hAnsi="Microsoft YaHei" w:eastAsia="Microsoft YaHei"/>
-          <w:sz w:val="22"/>
         </w:rPr>
-        <w:t>|---|---|---|---:|---|---|---|---|</w:t>
+        <w:t>2026-06-05 | Day07 | 相关与简单线性回归 | 1 | C | B | X 尺度改变时，回归系数 b 改变，截距不变 | [ ]</w:t>
       </w:r>
     </w:p>
     <w:p>
       <w:r>
         <w:rPr>
           <w:rFonts w:ascii="Microsoft YaHei" w:hAnsi="Microsoft YaHei" w:eastAsia="Microsoft YaHei"/>
-          <w:sz w:val="22"/>
         </w:rPr>
-        <w:t>| 2026-06-05 | Day07 | 相关与简单线性回归 | 1 | C | B | X 尺度改变时，回归系数 b 改变，截距不变 | [ ] |</w:t>
+        <w:t>2026-06-05 | Day07 | 相关与简单线性回归 | 6 | E | A | 相关密切程度看 ` | r | `，不是看 ` | b | ` | [ ]</w:t>
       </w:r>
     </w:p>
     <w:p>
       <w:r>
         <w:rPr>
           <w:rFonts w:ascii="Microsoft YaHei" w:hAnsi="Microsoft YaHei" w:eastAsia="Microsoft YaHei"/>
-          <w:sz w:val="22"/>
         </w:rPr>
-        <w:t>| 2026-06-05 | Day07 | 相关与简单线性回归 | 6 | E | A | 相关密切程度看 `|r|`，不是看 `|b|` | [ ] |</w:t>
+        <w:t>2026-06-05 | Day07 | 相关与简单线性回归 | 7 | A | C | 同一资料中检验 `r=0` 与检验 `b=0` 等价 | [ ]</w:t>
       </w:r>
     </w:p>
     <w:p>
       <w:r>
         <w:rPr>
           <w:rFonts w:ascii="Microsoft YaHei" w:hAnsi="Microsoft YaHei" w:eastAsia="Microsoft YaHei"/>
-          <w:sz w:val="22"/>
         </w:rPr>
-        <w:t>| 2026-06-05 | Day07 | 相关与简单线性回归 | 7 | A | C | 同一资料中检验 `r=0` 与检验 `b=0` 等价 | [ ] |</w:t>
-      </w:r>
-    </w:p>
-    <w:p>
-      <w:r>
-        <w:rPr>
-          <w:rFonts w:ascii="Microsoft YaHei" w:hAnsi="Microsoft YaHei" w:eastAsia="Microsoft YaHei"/>
-          <w:sz w:val="22"/>
-        </w:rPr>
-        <w:t>| 2026-06-05 | Day07 | 相关与简单线性回归 | 8 | C | B | `b = r * Sy / Sx`，若 `Sx = Sy`，则 `b = r` | [ ] |</w:t>
+        <w:t>2026-06-05 | Day07 | 相关与简单线性回归 | 8 | C | B | `b = r * Sy / Sx`，若 `Sx = Sy`，则 `b = r` | [ ]</w:t>
       </w:r>
     </w:p>
     <w:p/>
@@ -134,7 +114,6 @@
       <w:r>
         <w:rPr>
           <w:rFonts w:ascii="Microsoft YaHei" w:hAnsi="Microsoft YaHei" w:eastAsia="Microsoft YaHei"/>
-          <w:sz w:val="22"/>
         </w:rPr>
         <w:t>---</w:t>
       </w:r>
@@ -153,7 +132,6 @@
       <w:r>
         <w:rPr>
           <w:rFonts w:ascii="Microsoft YaHei" w:hAnsi="Microsoft YaHei" w:eastAsia="Microsoft YaHei"/>
-          <w:sz w:val="22"/>
         </w:rPr>
         <w:t>原题：</w:t>
       </w:r>
@@ -162,7 +140,6 @@
       <w:r>
         <w:rPr>
           <w:rFonts w:ascii="Microsoft YaHei" w:hAnsi="Microsoft YaHei" w:eastAsia="Microsoft YaHei"/>
-          <w:sz w:val="22"/>
         </w:rPr>
         <w:t>直线回归中，如果自变量 X 乘以一个不为 0 或 1 的常数，则</w:t>
       </w:r>
@@ -172,7 +149,6 @@
       <w:r>
         <w:rPr>
           <w:rFonts w:ascii="Microsoft YaHei" w:hAnsi="Microsoft YaHei" w:eastAsia="Microsoft YaHei"/>
-          <w:sz w:val="22"/>
         </w:rPr>
         <w:t>A、截距改变</w:t>
       </w:r>
@@ -181,7 +157,6 @@
       <w:r>
         <w:rPr>
           <w:rFonts w:ascii="Microsoft YaHei" w:hAnsi="Microsoft YaHei" w:eastAsia="Microsoft YaHei"/>
-          <w:sz w:val="22"/>
         </w:rPr>
         <w:t>B、回归系数改变</w:t>
       </w:r>
@@ -190,7 +165,6 @@
       <w:r>
         <w:rPr>
           <w:rFonts w:ascii="Microsoft YaHei" w:hAnsi="Microsoft YaHei" w:eastAsia="Microsoft YaHei"/>
-          <w:sz w:val="22"/>
         </w:rPr>
         <w:t>C、两者都改变</w:t>
       </w:r>
@@ -199,7 +173,6 @@
       <w:r>
         <w:rPr>
           <w:rFonts w:ascii="Microsoft YaHei" w:hAnsi="Microsoft YaHei" w:eastAsia="Microsoft YaHei"/>
-          <w:sz w:val="22"/>
         </w:rPr>
         <w:t>D、两者都不改变</w:t>
       </w:r>
@@ -208,7 +181,6 @@
       <w:r>
         <w:rPr>
           <w:rFonts w:ascii="Microsoft YaHei" w:hAnsi="Microsoft YaHei" w:eastAsia="Microsoft YaHei"/>
-          <w:sz w:val="22"/>
         </w:rPr>
         <w:t>E、以上情况都有</w:t>
       </w:r>
@@ -218,7 +190,6 @@
       <w:r>
         <w:rPr>
           <w:rFonts w:ascii="Microsoft YaHei" w:hAnsi="Microsoft YaHei" w:eastAsia="Microsoft YaHei"/>
-          <w:sz w:val="22"/>
         </w:rPr>
         <w:t>你的答案：C</w:t>
       </w:r>
@@ -227,7 +198,6 @@
       <w:r>
         <w:rPr>
           <w:rFonts w:ascii="Microsoft YaHei" w:hAnsi="Microsoft YaHei" w:eastAsia="Microsoft YaHei"/>
-          <w:sz w:val="22"/>
         </w:rPr>
         <w:t>正确答案：B</w:t>
       </w:r>
@@ -236,7 +206,6 @@
       <w:r>
         <w:rPr>
           <w:rFonts w:ascii="Microsoft YaHei" w:hAnsi="Microsoft YaHei" w:eastAsia="Microsoft YaHei"/>
-          <w:sz w:val="22"/>
         </w:rPr>
         <w:t>答题日期：2026-06-05</w:t>
       </w:r>
@@ -245,7 +214,6 @@
       <w:r>
         <w:rPr>
           <w:rFonts w:ascii="Microsoft YaHei" w:hAnsi="Microsoft YaHei" w:eastAsia="Microsoft YaHei"/>
-          <w:sz w:val="22"/>
         </w:rPr>
         <w:t>对应 Day：Day07</w:t>
       </w:r>
@@ -264,7 +232,6 @@
       <w:r>
         <w:rPr>
           <w:rFonts w:ascii="Microsoft YaHei" w:hAnsi="Microsoft YaHei" w:eastAsia="Microsoft YaHei"/>
-          <w:sz w:val="22"/>
         </w:rPr>
         <w:t>把“X 的计量尺度改变”误理解成整条回归方程的截距和斜率都会变。实际上，如果只是把自变量 X 乘以常数，相当于换了 X 的单位，原来的直线关系没有变，但“X 增加 1 个单位”的含义变了，所以回归系数 `b` 会改变。</w:t>
       </w:r>
@@ -274,7 +241,6 @@
       <w:r>
         <w:rPr>
           <w:rFonts w:ascii="Microsoft YaHei" w:hAnsi="Microsoft YaHei" w:eastAsia="Microsoft YaHei"/>
-          <w:sz w:val="22"/>
         </w:rPr>
         <w:t>设原方程为：</w:t>
       </w:r>
@@ -284,7 +250,6 @@
       <w:r>
         <w:rPr>
           <w:rFonts w:ascii="Microsoft YaHei" w:hAnsi="Microsoft YaHei" w:eastAsia="Microsoft YaHei"/>
-          <w:sz w:val="22"/>
         </w:rPr>
         <w:t>`Y = a + bX`</w:t>
       </w:r>
@@ -294,7 +259,6 @@
       <w:r>
         <w:rPr>
           <w:rFonts w:ascii="Microsoft YaHei" w:hAnsi="Microsoft YaHei" w:eastAsia="Microsoft YaHei"/>
-          <w:sz w:val="22"/>
         </w:rPr>
         <w:t>如果令 `X' = cX`，则 `X = X'/c`，代回去：</w:t>
       </w:r>
@@ -304,7 +268,6 @@
       <w:r>
         <w:rPr>
           <w:rFonts w:ascii="Microsoft YaHei" w:hAnsi="Microsoft YaHei" w:eastAsia="Microsoft YaHei"/>
-          <w:sz w:val="22"/>
         </w:rPr>
         <w:t>`Y = a + (b/c)X'`</w:t>
       </w:r>
@@ -314,7 +277,6 @@
       <w:r>
         <w:rPr>
           <w:rFonts w:ascii="Microsoft YaHei" w:hAnsi="Microsoft YaHei" w:eastAsia="Microsoft YaHei"/>
-          <w:sz w:val="22"/>
         </w:rPr>
         <w:t>所以截距仍为 `a`，回归系数变为 `b/c`。</w:t>
       </w:r>
@@ -336,7 +298,6 @@
       <w:r>
         <w:rPr>
           <w:rFonts w:ascii="Microsoft YaHei" w:hAnsi="Microsoft YaHei" w:eastAsia="Microsoft YaHei"/>
-          <w:sz w:val="22"/>
         </w:rPr>
         <w:t>A 错：截距不因单纯把 X 乘以常数而改变。</w:t>
       </w:r>
@@ -348,7 +309,6 @@
       <w:r>
         <w:rPr>
           <w:rFonts w:ascii="Microsoft YaHei" w:hAnsi="Microsoft YaHei" w:eastAsia="Microsoft YaHei"/>
-          <w:sz w:val="22"/>
         </w:rPr>
         <w:t>B 对：X 的单位尺度改变，回归系数随之改变。</w:t>
       </w:r>
@@ -360,7 +320,6 @@
       <w:r>
         <w:rPr>
           <w:rFonts w:ascii="Microsoft YaHei" w:hAnsi="Microsoft YaHei" w:eastAsia="Microsoft YaHei"/>
-          <w:sz w:val="22"/>
         </w:rPr>
         <w:t>C 错：不是两者都改变，截距不变。</w:t>
       </w:r>
@@ -372,7 +331,6 @@
       <w:r>
         <w:rPr>
           <w:rFonts w:ascii="Microsoft YaHei" w:hAnsi="Microsoft YaHei" w:eastAsia="Microsoft YaHei"/>
-          <w:sz w:val="22"/>
         </w:rPr>
         <w:t>D 错：回归系数会改变。</w:t>
       </w:r>
@@ -384,7 +342,6 @@
       <w:r>
         <w:rPr>
           <w:rFonts w:ascii="Microsoft YaHei" w:hAnsi="Microsoft YaHei" w:eastAsia="Microsoft YaHei"/>
-          <w:sz w:val="22"/>
         </w:rPr>
         <w:t>E 错：本题有明确规律，不是“以上情况都有”。</w:t>
       </w:r>
@@ -394,7 +351,6 @@
       <w:r>
         <w:rPr>
           <w:rFonts w:ascii="Microsoft YaHei" w:hAnsi="Microsoft YaHei" w:eastAsia="Microsoft YaHei"/>
-          <w:sz w:val="22"/>
         </w:rPr>
         <w:t>一句话记忆：</w:t>
       </w:r>
@@ -404,9 +360,8 @@
       <w:r>
         <w:rPr>
           <w:rFonts w:ascii="Microsoft YaHei" w:hAnsi="Microsoft YaHei" w:eastAsia="Microsoft YaHei"/>
-          <w:sz w:val="22"/>
         </w:rPr>
-        <w:t>&gt; X 换单位，斜率 b 换；截距 a 不动。</w:t>
+        <w:t>X 换单位，斜率 b 换；截距 a 不动。</w:t>
       </w:r>
     </w:p>
     <w:p/>
@@ -414,7 +369,6 @@
       <w:r>
         <w:rPr>
           <w:rFonts w:ascii="Microsoft YaHei" w:hAnsi="Microsoft YaHei" w:eastAsia="Microsoft YaHei"/>
-          <w:sz w:val="22"/>
         </w:rPr>
         <w:t>复刷完成：[ ]</w:t>
       </w:r>
@@ -424,7 +378,6 @@
       <w:r>
         <w:rPr>
           <w:rFonts w:ascii="Microsoft YaHei" w:hAnsi="Microsoft YaHei" w:eastAsia="Microsoft YaHei"/>
-          <w:sz w:val="22"/>
         </w:rPr>
         <w:t>---</w:t>
       </w:r>
@@ -443,7 +396,6 @@
       <w:r>
         <w:rPr>
           <w:rFonts w:ascii="Microsoft YaHei" w:hAnsi="Microsoft YaHei" w:eastAsia="Microsoft YaHei"/>
-          <w:sz w:val="22"/>
         </w:rPr>
         <w:t>原题：</w:t>
       </w:r>
@@ -452,7 +404,6 @@
       <w:r>
         <w:rPr>
           <w:rFonts w:ascii="Microsoft YaHei" w:hAnsi="Microsoft YaHei" w:eastAsia="Microsoft YaHei"/>
-          <w:sz w:val="22"/>
         </w:rPr>
         <w:t>关于直线相关系数和直线回归系数，错误的是</w:t>
       </w:r>
@@ -462,7 +413,6 @@
       <w:r>
         <w:rPr>
           <w:rFonts w:ascii="Microsoft YaHei" w:hAnsi="Microsoft YaHei" w:eastAsia="Microsoft YaHei"/>
-          <w:sz w:val="22"/>
         </w:rPr>
         <w:t>A、二者绝对值越大都表明变量间相关性越强</w:t>
       </w:r>
@@ -471,7 +421,6 @@
       <w:r>
         <w:rPr>
           <w:rFonts w:ascii="Microsoft YaHei" w:hAnsi="Microsoft YaHei" w:eastAsia="Microsoft YaHei"/>
-          <w:sz w:val="22"/>
         </w:rPr>
         <w:t>B、二者的取值范围不同</w:t>
       </w:r>
@@ -480,7 +429,6 @@
       <w:r>
         <w:rPr>
           <w:rFonts w:ascii="Microsoft YaHei" w:hAnsi="Microsoft YaHei" w:eastAsia="Microsoft YaHei"/>
-          <w:sz w:val="22"/>
         </w:rPr>
         <w:t>C、二者的意义不同</w:t>
       </w:r>
@@ -489,7 +437,6 @@
       <w:r>
         <w:rPr>
           <w:rFonts w:ascii="Microsoft YaHei" w:hAnsi="Microsoft YaHei" w:eastAsia="Microsoft YaHei"/>
-          <w:sz w:val="22"/>
         </w:rPr>
         <w:t>D、对于同一资料，二者的符号相同</w:t>
       </w:r>
@@ -498,7 +445,6 @@
       <w:r>
         <w:rPr>
           <w:rFonts w:ascii="Microsoft YaHei" w:hAnsi="Microsoft YaHei" w:eastAsia="Microsoft YaHei"/>
-          <w:sz w:val="22"/>
         </w:rPr>
         <w:t>E、二者的假设检验等价</w:t>
       </w:r>
@@ -508,7 +454,6 @@
       <w:r>
         <w:rPr>
           <w:rFonts w:ascii="Microsoft YaHei" w:hAnsi="Microsoft YaHei" w:eastAsia="Microsoft YaHei"/>
-          <w:sz w:val="22"/>
         </w:rPr>
         <w:t>你的答案：E</w:t>
       </w:r>
@@ -517,7 +462,6 @@
       <w:r>
         <w:rPr>
           <w:rFonts w:ascii="Microsoft YaHei" w:hAnsi="Microsoft YaHei" w:eastAsia="Microsoft YaHei"/>
-          <w:sz w:val="22"/>
         </w:rPr>
         <w:t>正确答案：A</w:t>
       </w:r>
@@ -526,7 +470,6 @@
       <w:r>
         <w:rPr>
           <w:rFonts w:ascii="Microsoft YaHei" w:hAnsi="Microsoft YaHei" w:eastAsia="Microsoft YaHei"/>
-          <w:sz w:val="22"/>
         </w:rPr>
         <w:t>答题日期：2026-06-05</w:t>
       </w:r>
@@ -535,7 +478,6 @@
       <w:r>
         <w:rPr>
           <w:rFonts w:ascii="Microsoft YaHei" w:hAnsi="Microsoft YaHei" w:eastAsia="Microsoft YaHei"/>
-          <w:sz w:val="22"/>
         </w:rPr>
         <w:t>对应 Day：Day07</w:t>
       </w:r>
@@ -554,7 +496,6 @@
       <w:r>
         <w:rPr>
           <w:rFonts w:ascii="Microsoft YaHei" w:hAnsi="Microsoft YaHei" w:eastAsia="Microsoft YaHei"/>
-          <w:sz w:val="22"/>
         </w:rPr>
         <w:t>把“相关系数 r”和“回归系数 b”的作用混在一起了。`|r|` 越大，说明线性相关越密切；但 `|b|` 越大，只说明回归线相对 X 轴更陡，不说明点更贴近回归线。</w:t>
       </w:r>
@@ -576,7 +517,6 @@
       <w:r>
         <w:rPr>
           <w:rFonts w:ascii="Microsoft YaHei" w:hAnsi="Microsoft YaHei" w:eastAsia="Microsoft YaHei"/>
-          <w:sz w:val="22"/>
         </w:rPr>
         <w:t>A 错：`|r|` 越大表示相关越密切；`|b|` 越大只表示斜率越陡，不能表示相关越密切。</w:t>
       </w:r>
@@ -588,7 +528,6 @@
       <w:r>
         <w:rPr>
           <w:rFonts w:ascii="Microsoft YaHei" w:hAnsi="Microsoft YaHei" w:eastAsia="Microsoft YaHei"/>
-          <w:sz w:val="22"/>
         </w:rPr>
         <w:t>B 对：`r` 的范围是 `-1 &lt;= r &lt;= +1`，`b` 没有固定取值范围。</w:t>
       </w:r>
@@ -600,7 +539,6 @@
       <w:r>
         <w:rPr>
           <w:rFonts w:ascii="Microsoft YaHei" w:hAnsi="Microsoft YaHei" w:eastAsia="Microsoft YaHei"/>
-          <w:sz w:val="22"/>
         </w:rPr>
         <w:t>C 对：`r` 表示线性关系方向和密切程度；`b` 表示 X 每增加 1 单位时 Y 平均改变多少。</w:t>
       </w:r>
@@ -612,7 +550,6 @@
       <w:r>
         <w:rPr>
           <w:rFonts w:ascii="Microsoft YaHei" w:hAnsi="Microsoft YaHei" w:eastAsia="Microsoft YaHei"/>
-          <w:sz w:val="22"/>
         </w:rPr>
         <w:t>D 对：同一资料中，`r` 和 `b` 的符号相同。</w:t>
       </w:r>
@@ -624,7 +561,6 @@
       <w:r>
         <w:rPr>
           <w:rFonts w:ascii="Microsoft YaHei" w:hAnsi="Microsoft YaHei" w:eastAsia="Microsoft YaHei"/>
-          <w:sz w:val="22"/>
         </w:rPr>
         <w:t>E 对：同一资料中，对 `r=0` 的检验和对 `b=0` 的检验等价。</w:t>
       </w:r>
@@ -634,7 +570,6 @@
       <w:r>
         <w:rPr>
           <w:rFonts w:ascii="Microsoft YaHei" w:hAnsi="Microsoft YaHei" w:eastAsia="Microsoft YaHei"/>
-          <w:sz w:val="22"/>
         </w:rPr>
         <w:t>一句话记忆：</w:t>
       </w:r>
@@ -644,9 +579,8 @@
       <w:r>
         <w:rPr>
           <w:rFonts w:ascii="Microsoft YaHei" w:hAnsi="Microsoft YaHei" w:eastAsia="Microsoft YaHei"/>
-          <w:sz w:val="22"/>
         </w:rPr>
-        <w:t>&gt; `r` 看贴不贴线，`b` 看线有多陡。</w:t>
+        <w:t>`r` 看贴不贴线，`b` 看线有多陡。</w:t>
       </w:r>
     </w:p>
     <w:p/>
@@ -654,7 +588,6 @@
       <w:r>
         <w:rPr>
           <w:rFonts w:ascii="Microsoft YaHei" w:hAnsi="Microsoft YaHei" w:eastAsia="Microsoft YaHei"/>
-          <w:sz w:val="22"/>
         </w:rPr>
         <w:t>复刷完成：[ ]</w:t>
       </w:r>
@@ -664,7 +597,6 @@
       <w:r>
         <w:rPr>
           <w:rFonts w:ascii="Microsoft YaHei" w:hAnsi="Microsoft YaHei" w:eastAsia="Microsoft YaHei"/>
-          <w:sz w:val="22"/>
         </w:rPr>
         <w:t>---</w:t>
       </w:r>
@@ -683,7 +615,6 @@
       <w:r>
         <w:rPr>
           <w:rFonts w:ascii="Microsoft YaHei" w:hAnsi="Microsoft YaHei" w:eastAsia="Microsoft YaHei"/>
-          <w:sz w:val="22"/>
         </w:rPr>
         <w:t>原题：</w:t>
       </w:r>
@@ -692,7 +623,6 @@
       <w:r>
         <w:rPr>
           <w:rFonts w:ascii="Microsoft YaHei" w:hAnsi="Microsoft YaHei" w:eastAsia="Microsoft YaHei"/>
-          <w:sz w:val="22"/>
         </w:rPr>
         <w:t>如果两样本 r1=r2，n1&gt;n2，那么</w:t>
       </w:r>
@@ -702,7 +632,6 @@
       <w:r>
         <w:rPr>
           <w:rFonts w:ascii="Microsoft YaHei" w:hAnsi="Microsoft YaHei" w:eastAsia="Microsoft YaHei"/>
-          <w:sz w:val="22"/>
         </w:rPr>
         <w:t>A、b1=b2</w:t>
       </w:r>
@@ -711,7 +640,6 @@
       <w:r>
         <w:rPr>
           <w:rFonts w:ascii="Microsoft YaHei" w:hAnsi="Microsoft YaHei" w:eastAsia="Microsoft YaHei"/>
-          <w:sz w:val="22"/>
         </w:rPr>
         <w:t>B、b1&gt;b2</w:t>
       </w:r>
@@ -720,7 +648,6 @@
       <w:r>
         <w:rPr>
           <w:rFonts w:ascii="Microsoft YaHei" w:hAnsi="Microsoft YaHei" w:eastAsia="Microsoft YaHei"/>
-          <w:sz w:val="22"/>
         </w:rPr>
         <w:t>C、b1 和 r1 的假设检验的 t 值相等</w:t>
       </w:r>
@@ -729,7 +656,6 @@
       <w:r>
         <w:rPr>
           <w:rFonts w:ascii="Microsoft YaHei" w:hAnsi="Microsoft YaHei" w:eastAsia="Microsoft YaHei"/>
-          <w:sz w:val="22"/>
         </w:rPr>
         <w:t>D、b1 和 r2 的假设检验的 t 值相等</w:t>
       </w:r>
@@ -738,7 +664,6 @@
       <w:r>
         <w:rPr>
           <w:rFonts w:ascii="Microsoft YaHei" w:hAnsi="Microsoft YaHei" w:eastAsia="Microsoft YaHei"/>
-          <w:sz w:val="22"/>
         </w:rPr>
         <w:t>E、r1 和 r2 的假设检验的 t 值相等</w:t>
       </w:r>
@@ -748,7 +673,6 @@
       <w:r>
         <w:rPr>
           <w:rFonts w:ascii="Microsoft YaHei" w:hAnsi="Microsoft YaHei" w:eastAsia="Microsoft YaHei"/>
-          <w:sz w:val="22"/>
         </w:rPr>
         <w:t>你的答案：A</w:t>
       </w:r>
@@ -757,7 +681,6 @@
       <w:r>
         <w:rPr>
           <w:rFonts w:ascii="Microsoft YaHei" w:hAnsi="Microsoft YaHei" w:eastAsia="Microsoft YaHei"/>
-          <w:sz w:val="22"/>
         </w:rPr>
         <w:t>正确答案：C</w:t>
       </w:r>
@@ -766,7 +689,6 @@
       <w:r>
         <w:rPr>
           <w:rFonts w:ascii="Microsoft YaHei" w:hAnsi="Microsoft YaHei" w:eastAsia="Microsoft YaHei"/>
-          <w:sz w:val="22"/>
         </w:rPr>
         <w:t>答题日期：2026-06-05</w:t>
       </w:r>
@@ -775,7 +697,6 @@
       <w:r>
         <w:rPr>
           <w:rFonts w:ascii="Microsoft YaHei" w:hAnsi="Microsoft YaHei" w:eastAsia="Microsoft YaHei"/>
-          <w:sz w:val="22"/>
         </w:rPr>
         <w:t>对应 Day：Day07</w:t>
       </w:r>
@@ -794,7 +715,6 @@
       <w:r>
         <w:rPr>
           <w:rFonts w:ascii="Microsoft YaHei" w:hAnsi="Microsoft YaHei" w:eastAsia="Microsoft YaHei"/>
-          <w:sz w:val="22"/>
         </w:rPr>
         <w:t>看到 `r1=r2` 后，误以为回归系数 `b1=b2`。但 `b` 不只由 `r` 决定，还受 X 和 Y 标准差影响：</w:t>
       </w:r>
@@ -804,7 +724,6 @@
       <w:r>
         <w:rPr>
           <w:rFonts w:ascii="Microsoft YaHei" w:hAnsi="Microsoft YaHei" w:eastAsia="Microsoft YaHei"/>
-          <w:sz w:val="22"/>
         </w:rPr>
         <w:t>`b = r * Sy / Sx`</w:t>
       </w:r>
@@ -814,7 +733,6 @@
       <w:r>
         <w:rPr>
           <w:rFonts w:ascii="Microsoft YaHei" w:hAnsi="Microsoft YaHei" w:eastAsia="Microsoft YaHei"/>
-          <w:sz w:val="22"/>
         </w:rPr>
         <w:t>所以两个样本的 r 相同，不代表 b 一定相同。</w:t>
       </w:r>
@@ -836,7 +754,6 @@
       <w:r>
         <w:rPr>
           <w:rFonts w:ascii="Microsoft YaHei" w:hAnsi="Microsoft YaHei" w:eastAsia="Microsoft YaHei"/>
-          <w:sz w:val="22"/>
         </w:rPr>
         <w:t>A 错：`r1=r2` 不等于 `b1=b2`，因为 b 还受 `Sy/Sx` 影响。</w:t>
       </w:r>
@@ -848,7 +765,6 @@
       <w:r>
         <w:rPr>
           <w:rFonts w:ascii="Microsoft YaHei" w:hAnsi="Microsoft YaHei" w:eastAsia="Microsoft YaHei"/>
-          <w:sz w:val="22"/>
         </w:rPr>
         <w:t>B 错：同理，不能根据 `r1=r2` 和 `n1&gt;n2` 推出 `b1&gt;b2`。</w:t>
       </w:r>
@@ -860,7 +776,6 @@
       <w:r>
         <w:rPr>
           <w:rFonts w:ascii="Microsoft YaHei" w:hAnsi="Microsoft YaHei" w:eastAsia="Microsoft YaHei"/>
-          <w:sz w:val="22"/>
         </w:rPr>
         <w:t>C 对：同一份资料中，检验回归系数 `b=0` 和检验相关系数 `r=0` 的 t 值相等。</w:t>
       </w:r>
@@ -872,7 +787,6 @@
       <w:r>
         <w:rPr>
           <w:rFonts w:ascii="Microsoft YaHei" w:hAnsi="Microsoft YaHei" w:eastAsia="Microsoft YaHei"/>
-          <w:sz w:val="22"/>
         </w:rPr>
         <w:t>D 错：`b1` 属于第 1 个样本，`r2` 属于第 2 个样本，不能跨样本配对说 t 值相等。</w:t>
       </w:r>
@@ -884,7 +798,6 @@
       <w:r>
         <w:rPr>
           <w:rFonts w:ascii="Microsoft YaHei" w:hAnsi="Microsoft YaHei" w:eastAsia="Microsoft YaHei"/>
-          <w:sz w:val="22"/>
         </w:rPr>
         <w:t>E 错：即使 `r1=r2`，因为 `n1&gt;n2`，相关系数检验的 t 值也不一定相等。</w:t>
       </w:r>
@@ -894,7 +807,6 @@
       <w:r>
         <w:rPr>
           <w:rFonts w:ascii="Microsoft YaHei" w:hAnsi="Microsoft YaHei" w:eastAsia="Microsoft YaHei"/>
-          <w:sz w:val="22"/>
         </w:rPr>
         <w:t>一句话记忆：</w:t>
       </w:r>
@@ -904,9 +816,8 @@
       <w:r>
         <w:rPr>
           <w:rFonts w:ascii="Microsoft YaHei" w:hAnsi="Microsoft YaHei" w:eastAsia="Microsoft YaHei"/>
-          <w:sz w:val="22"/>
         </w:rPr>
-        <w:t>&gt; 同一资料里 r 和 b 检验等价；不同资料之间不能只看 r 相等就推出 b 相等。</w:t>
+        <w:t>同一资料里 r 和 b 检验等价；不同资料之间不能只看 r 相等就推出 b 相等。</w:t>
       </w:r>
     </w:p>
     <w:p/>
@@ -914,7 +825,6 @@
       <w:r>
         <w:rPr>
           <w:rFonts w:ascii="Microsoft YaHei" w:hAnsi="Microsoft YaHei" w:eastAsia="Microsoft YaHei"/>
-          <w:sz w:val="22"/>
         </w:rPr>
         <w:t>复刷完成：[ ]</w:t>
       </w:r>
@@ -924,7 +834,6 @@
       <w:r>
         <w:rPr>
           <w:rFonts w:ascii="Microsoft YaHei" w:hAnsi="Microsoft YaHei" w:eastAsia="Microsoft YaHei"/>
-          <w:sz w:val="22"/>
         </w:rPr>
         <w:t>---</w:t>
       </w:r>
@@ -943,7 +852,6 @@
       <w:r>
         <w:rPr>
           <w:rFonts w:ascii="Microsoft YaHei" w:hAnsi="Microsoft YaHei" w:eastAsia="Microsoft YaHei"/>
-          <w:sz w:val="22"/>
         </w:rPr>
         <w:t>原题：</w:t>
       </w:r>
@@ -952,7 +860,6 @@
       <w:r>
         <w:rPr>
           <w:rFonts w:ascii="Microsoft YaHei" w:hAnsi="Microsoft YaHei" w:eastAsia="Microsoft YaHei"/>
-          <w:sz w:val="22"/>
         </w:rPr>
         <w:t>直线回归中 X 与 Y 的标准差相等时，则</w:t>
       </w:r>
@@ -962,7 +869,6 @@
       <w:r>
         <w:rPr>
           <w:rFonts w:ascii="Microsoft YaHei" w:hAnsi="Microsoft YaHei" w:eastAsia="Microsoft YaHei"/>
-          <w:sz w:val="22"/>
         </w:rPr>
         <w:t>A、b=a</w:t>
       </w:r>
@@ -971,7 +877,6 @@
       <w:r>
         <w:rPr>
           <w:rFonts w:ascii="Microsoft YaHei" w:hAnsi="Microsoft YaHei" w:eastAsia="Microsoft YaHei"/>
-          <w:sz w:val="22"/>
         </w:rPr>
         <w:t>B、b=r</w:t>
       </w:r>
@@ -980,7 +885,6 @@
       <w:r>
         <w:rPr>
           <w:rFonts w:ascii="Microsoft YaHei" w:hAnsi="Microsoft YaHei" w:eastAsia="Microsoft YaHei"/>
-          <w:sz w:val="22"/>
         </w:rPr>
         <w:t>C、b=1</w:t>
       </w:r>
@@ -989,7 +893,6 @@
       <w:r>
         <w:rPr>
           <w:rFonts w:ascii="Microsoft YaHei" w:hAnsi="Microsoft YaHei" w:eastAsia="Microsoft YaHei"/>
-          <w:sz w:val="22"/>
         </w:rPr>
         <w:t>D、r=1</w:t>
       </w:r>
@@ -998,7 +901,6 @@
       <w:r>
         <w:rPr>
           <w:rFonts w:ascii="Microsoft YaHei" w:hAnsi="Microsoft YaHei" w:eastAsia="Microsoft YaHei"/>
-          <w:sz w:val="22"/>
         </w:rPr>
         <w:t>E、r=0</w:t>
       </w:r>
@@ -1008,7 +910,6 @@
       <w:r>
         <w:rPr>
           <w:rFonts w:ascii="Microsoft YaHei" w:hAnsi="Microsoft YaHei" w:eastAsia="Microsoft YaHei"/>
-          <w:sz w:val="22"/>
         </w:rPr>
         <w:t>你的答案：C</w:t>
       </w:r>
@@ -1017,7 +918,6 @@
       <w:r>
         <w:rPr>
           <w:rFonts w:ascii="Microsoft YaHei" w:hAnsi="Microsoft YaHei" w:eastAsia="Microsoft YaHei"/>
-          <w:sz w:val="22"/>
         </w:rPr>
         <w:t>正确答案：B</w:t>
       </w:r>
@@ -1026,7 +926,6 @@
       <w:r>
         <w:rPr>
           <w:rFonts w:ascii="Microsoft YaHei" w:hAnsi="Microsoft YaHei" w:eastAsia="Microsoft YaHei"/>
-          <w:sz w:val="22"/>
         </w:rPr>
         <w:t>答题日期：2026-06-05</w:t>
       </w:r>
@@ -1035,7 +934,6 @@
       <w:r>
         <w:rPr>
           <w:rFonts w:ascii="Microsoft YaHei" w:hAnsi="Microsoft YaHei" w:eastAsia="Microsoft YaHei"/>
-          <w:sz w:val="22"/>
         </w:rPr>
         <w:t>对应 Day：Day07</w:t>
       </w:r>
@@ -1054,7 +952,6 @@
       <w:r>
         <w:rPr>
           <w:rFonts w:ascii="Microsoft YaHei" w:hAnsi="Microsoft YaHei" w:eastAsia="Microsoft YaHei"/>
-          <w:sz w:val="22"/>
         </w:rPr>
         <w:t>把“X 与 Y 的标准差相等”误推成 `b=1`。实际上回归系数和相关系数的关系是：</w:t>
       </w:r>
@@ -1064,7 +961,6 @@
       <w:r>
         <w:rPr>
           <w:rFonts w:ascii="Microsoft YaHei" w:hAnsi="Microsoft YaHei" w:eastAsia="Microsoft YaHei"/>
-          <w:sz w:val="22"/>
         </w:rPr>
         <w:t>`b = r * Sy / Sx`</w:t>
       </w:r>
@@ -1074,7 +970,6 @@
       <w:r>
         <w:rPr>
           <w:rFonts w:ascii="Microsoft YaHei" w:hAnsi="Microsoft YaHei" w:eastAsia="Microsoft YaHei"/>
-          <w:sz w:val="22"/>
         </w:rPr>
         <w:t>当 X 与 Y 的标准差相等时，`Sy/Sx = 1`，所以：</w:t>
       </w:r>
@@ -1084,7 +979,6 @@
       <w:r>
         <w:rPr>
           <w:rFonts w:ascii="Microsoft YaHei" w:hAnsi="Microsoft YaHei" w:eastAsia="Microsoft YaHei"/>
-          <w:sz w:val="22"/>
         </w:rPr>
         <w:t>`b = r`</w:t>
       </w:r>
@@ -1094,7 +988,6 @@
       <w:r>
         <w:rPr>
           <w:rFonts w:ascii="Microsoft YaHei" w:hAnsi="Microsoft YaHei" w:eastAsia="Microsoft YaHei"/>
-          <w:sz w:val="22"/>
         </w:rPr>
         <w:t>这不代表 `b=1`，除非同时 `r=1`。</w:t>
       </w:r>
@@ -1116,7 +1009,6 @@
       <w:r>
         <w:rPr>
           <w:rFonts w:ascii="Microsoft YaHei" w:hAnsi="Microsoft YaHei" w:eastAsia="Microsoft YaHei"/>
-          <w:sz w:val="22"/>
         </w:rPr>
         <w:t>A 错：`b` 是回归系数，`a` 是截距，标准差相等不能推出二者相等。</w:t>
       </w:r>
@@ -1128,7 +1020,6 @@
       <w:r>
         <w:rPr>
           <w:rFonts w:ascii="Microsoft YaHei" w:hAnsi="Microsoft YaHei" w:eastAsia="Microsoft YaHei"/>
-          <w:sz w:val="22"/>
         </w:rPr>
         <w:t>B 对：由 `b = r * Sy / Sx`，当 `Sy = Sx` 时，`b = r`。</w:t>
       </w:r>
@@ -1140,7 +1031,6 @@
       <w:r>
         <w:rPr>
           <w:rFonts w:ascii="Microsoft YaHei" w:hAnsi="Microsoft YaHei" w:eastAsia="Microsoft YaHei"/>
-          <w:sz w:val="22"/>
         </w:rPr>
         <w:t>C 错：只有在 `r=1` 且 `Sy=Sx` 时，才有 `b=1`。</w:t>
       </w:r>
@@ -1152,7 +1042,6 @@
       <w:r>
         <w:rPr>
           <w:rFonts w:ascii="Microsoft YaHei" w:hAnsi="Microsoft YaHei" w:eastAsia="Microsoft YaHei"/>
-          <w:sz w:val="22"/>
         </w:rPr>
         <w:t>D 错：标准差相等不能推出完全相关。</w:t>
       </w:r>
@@ -1164,7 +1053,6 @@
       <w:r>
         <w:rPr>
           <w:rFonts w:ascii="Microsoft YaHei" w:hAnsi="Microsoft YaHei" w:eastAsia="Microsoft YaHei"/>
-          <w:sz w:val="22"/>
         </w:rPr>
         <w:t>E 错：标准差相等也不能推出无线性相关。</w:t>
       </w:r>
@@ -1174,7 +1062,6 @@
       <w:r>
         <w:rPr>
           <w:rFonts w:ascii="Microsoft YaHei" w:hAnsi="Microsoft YaHei" w:eastAsia="Microsoft YaHei"/>
-          <w:sz w:val="22"/>
         </w:rPr>
         <w:t>一句话记忆：</w:t>
       </w:r>
@@ -1184,9 +1071,8 @@
       <w:r>
         <w:rPr>
           <w:rFonts w:ascii="Microsoft YaHei" w:hAnsi="Microsoft YaHei" w:eastAsia="Microsoft YaHei"/>
-          <w:sz w:val="22"/>
         </w:rPr>
-        <w:t>&gt; `b = r * Sy / Sx`；标准差相等时，`b = r`，不是 `b = 1`。</w:t>
+        <w:t>`b = r * Sy / Sx`；标准差相等时，`b = r`，不是 `b = 1`。</w:t>
       </w:r>
     </w:p>
     <w:p/>
@@ -1194,7 +1080,6 @@
       <w:r>
         <w:rPr>
           <w:rFonts w:ascii="Microsoft YaHei" w:hAnsi="Microsoft YaHei" w:eastAsia="Microsoft YaHei"/>
-          <w:sz w:val="22"/>
         </w:rPr>
         <w:t>复刷完成：[ ]</w:t>
       </w:r>
@@ -1204,7 +1089,6 @@
       <w:r>
         <w:rPr>
           <w:rFonts w:ascii="Microsoft YaHei" w:hAnsi="Microsoft YaHei" w:eastAsia="Microsoft YaHei"/>
-          <w:sz w:val="22"/>
         </w:rPr>
         <w:t>---</w:t>
       </w:r>
@@ -1226,7 +1110,6 @@
       <w:r>
         <w:rPr>
           <w:rFonts w:ascii="Microsoft YaHei" w:hAnsi="Microsoft YaHei" w:eastAsia="Microsoft YaHei"/>
-          <w:sz w:val="22"/>
         </w:rPr>
         <w:t>概念混淆：把 `r` 和 `b` 的意义混在一起。</w:t>
       </w:r>
@@ -1238,7 +1121,6 @@
       <w:r>
         <w:rPr>
           <w:rFonts w:ascii="Microsoft YaHei" w:hAnsi="Microsoft YaHei" w:eastAsia="Microsoft YaHei"/>
-          <w:sz w:val="22"/>
         </w:rPr>
         <w:t>公式不熟：`b = r * Sy / Sx` 没有形成自动反应。</w:t>
       </w:r>
@@ -1250,7 +1132,6 @@
       <w:r>
         <w:rPr>
           <w:rFonts w:ascii="Microsoft YaHei" w:hAnsi="Microsoft YaHei" w:eastAsia="Microsoft YaHei"/>
-          <w:sz w:val="22"/>
         </w:rPr>
         <w:t>条件误推：把 `r1=r2` 误推为 `b1=b2`，把 `Sx=Sy` 误推为 `b=1`。</w:t>
       </w:r>
@@ -1262,7 +1143,6 @@
       <w:r>
         <w:rPr>
           <w:rFonts w:ascii="Microsoft YaHei" w:hAnsi="Microsoft YaHei" w:eastAsia="Microsoft YaHei"/>
-          <w:sz w:val="22"/>
         </w:rPr>
         <w:t>单位意识不足：没有立刻想到 X 换单位会影响斜率 b。</w:t>
       </w:r>
@@ -1281,90 +1161,72 @@
       <w:r>
         <w:rPr>
           <w:rFonts w:ascii="Microsoft YaHei" w:hAnsi="Microsoft YaHei" w:eastAsia="Microsoft YaHei"/>
-          <w:sz w:val="22"/>
         </w:rPr>
-        <w:t>| 易混点 | 正确记法 |</w:t>
+        <w:t>易混点 | 正确记法</w:t>
       </w:r>
     </w:p>
     <w:p>
       <w:r>
         <w:rPr>
           <w:rFonts w:ascii="Microsoft YaHei" w:hAnsi="Microsoft YaHei" w:eastAsia="Microsoft YaHei"/>
-          <w:sz w:val="22"/>
         </w:rPr>
-        <w:t>|---|---|</w:t>
+        <w:t>` | r | ` 越大 | 线性相关越密切</w:t>
       </w:r>
     </w:p>
     <w:p>
       <w:r>
         <w:rPr>
           <w:rFonts w:ascii="Microsoft YaHei" w:hAnsi="Microsoft YaHei" w:eastAsia="Microsoft YaHei"/>
-          <w:sz w:val="22"/>
         </w:rPr>
-        <w:t>| `|r|` 越大 | 线性相关越密切 |</w:t>
+        <w:t>` | b | ` 越大 | 回归线越陡</w:t>
       </w:r>
     </w:p>
     <w:p>
       <w:r>
         <w:rPr>
           <w:rFonts w:ascii="Microsoft YaHei" w:hAnsi="Microsoft YaHei" w:eastAsia="Microsoft YaHei"/>
-          <w:sz w:val="22"/>
         </w:rPr>
-        <w:t>| `|b|` 越大 | 回归线越陡 |</w:t>
+        <w:t>r 的范围 | `-1 &lt;= r &lt;= +1`</w:t>
       </w:r>
     </w:p>
     <w:p>
       <w:r>
         <w:rPr>
           <w:rFonts w:ascii="Microsoft YaHei" w:hAnsi="Microsoft YaHei" w:eastAsia="Microsoft YaHei"/>
-          <w:sz w:val="22"/>
         </w:rPr>
-        <w:t>| r 的范围 | `-1 &lt;= r &lt;= +1` |</w:t>
+        <w:t>b 的范围 | 没有固定范围</w:t>
       </w:r>
     </w:p>
     <w:p>
       <w:r>
         <w:rPr>
           <w:rFonts w:ascii="Microsoft YaHei" w:hAnsi="Microsoft YaHei" w:eastAsia="Microsoft YaHei"/>
-          <w:sz w:val="22"/>
         </w:rPr>
-        <w:t>| b 的范围 | 没有固定范围 |</w:t>
+        <w:t>同一资料中 r 和 b | 符号相同，假设检验等价</w:t>
       </w:r>
     </w:p>
     <w:p>
       <w:r>
         <w:rPr>
           <w:rFonts w:ascii="Microsoft YaHei" w:hAnsi="Microsoft YaHei" w:eastAsia="Microsoft YaHei"/>
-          <w:sz w:val="22"/>
         </w:rPr>
-        <w:t>| 同一资料中 r 和 b | 符号相同，假设检验等价 |</w:t>
+        <w:t>不同资料中 r 相等 | 不能推出 b 相等</w:t>
       </w:r>
     </w:p>
     <w:p>
       <w:r>
         <w:rPr>
           <w:rFonts w:ascii="Microsoft YaHei" w:hAnsi="Microsoft YaHei" w:eastAsia="Microsoft YaHei"/>
-          <w:sz w:val="22"/>
         </w:rPr>
-        <w:t>| 不同资料中 r 相等 | 不能推出 b 相等 |</w:t>
+        <w:t>b 与 r 的关系 | `b = r * Sy / Sx`</w:t>
       </w:r>
     </w:p>
     <w:p>
       <w:r>
         <w:rPr>
           <w:rFonts w:ascii="Microsoft YaHei" w:hAnsi="Microsoft YaHei" w:eastAsia="Microsoft YaHei"/>
-          <w:sz w:val="22"/>
         </w:rPr>
-        <w:t>| b 与 r 的关系 | `b = r * Sy / Sx` |</w:t>
-      </w:r>
-    </w:p>
-    <w:p>
-      <w:r>
-        <w:rPr>
-          <w:rFonts w:ascii="Microsoft YaHei" w:hAnsi="Microsoft YaHei" w:eastAsia="Microsoft YaHei"/>
-          <w:sz w:val="22"/>
-        </w:rPr>
-        <w:t>| `Sx = Sy` | `b = r` |</w:t>
+        <w:t>`Sx = Sy` | `b = r`</w:t>
       </w:r>
     </w:p>
     <w:p/>
@@ -1384,7 +1246,6 @@
       <w:r>
         <w:rPr>
           <w:rFonts w:ascii="Microsoft YaHei" w:hAnsi="Microsoft YaHei" w:eastAsia="Microsoft YaHei"/>
-          <w:sz w:val="22"/>
         </w:rPr>
         <w:t>`r=-0.8` 和 `r=0.5` 哪个相关更密切？</w:t>
       </w:r>
@@ -1396,7 +1257,6 @@
       <w:r>
         <w:rPr>
           <w:rFonts w:ascii="Microsoft YaHei" w:hAnsi="Microsoft YaHei" w:eastAsia="Microsoft YaHei"/>
-          <w:sz w:val="22"/>
         </w:rPr>
         <w:t>`b` 的绝对值越大，说明相关越密切吗？</w:t>
       </w:r>
@@ -1408,7 +1268,6 @@
       <w:r>
         <w:rPr>
           <w:rFonts w:ascii="Microsoft YaHei" w:hAnsi="Microsoft YaHei" w:eastAsia="Microsoft YaHei"/>
-          <w:sz w:val="22"/>
         </w:rPr>
         <w:t>X 从“米”换成“厘米”，回归系数 b 会不会变？</w:t>
       </w:r>
@@ -1420,7 +1279,6 @@
       <w:r>
         <w:rPr>
           <w:rFonts w:ascii="Microsoft YaHei" w:hAnsi="Microsoft YaHei" w:eastAsia="Microsoft YaHei"/>
-          <w:sz w:val="22"/>
         </w:rPr>
         <w:t>同一资料中，检验 `r=0` 与检验 `b=0` 的 t 值是否相等？</w:t>
       </w:r>
@@ -1432,7 +1290,6 @@
       <w:r>
         <w:rPr>
           <w:rFonts w:ascii="Microsoft YaHei" w:hAnsi="Microsoft YaHei" w:eastAsia="Microsoft YaHei"/>
-          <w:sz w:val="22"/>
         </w:rPr>
         <w:t>若 `Sx=Sy`，`b` 与 `r` 有什么关系？</w:t>
       </w:r>
@@ -1813,7 +1670,7 @@
     <w:rsid w:val="00FC693F"/>
     <w:rPr>
       <w:rFonts w:ascii="Microsoft YaHei" w:hAnsi="Microsoft YaHei" w:eastAsia="Microsoft YaHei"/>
-      <w:sz w:val="22"/>
+      <w:sz w:val="21"/>
     </w:rPr>
   </w:style>
   <w:style w:type="paragraph" w:styleId="Header">
